--- a/public/documents/absztrakt_gyik.docx
+++ b/public/documents/absztrakt_gyik.docx
@@ -5,54 +5,68 @@
     <w:p>
       <w:pPr>
         <w:rPr>
-          <w:highlight w:val="yellow"/>
-        </w:rPr>
-      </w:pPr>
-      <w:r>
-        <w:rPr>
-          <w:highlight w:val="yellow"/>
-        </w:rPr>
-        <w:t>GYIK</w:t>
-      </w:r>
-    </w:p>
-    <w:p>
-      <w:r>
-        <w:rPr>
-          <w:highlight w:val="yellow"/>
-        </w:rPr>
-        <w:t>Melyek az absztrakt tartalmi és formai követelményei?</w:t>
-      </w:r>
-    </w:p>
-    <w:p>
-      <w:r>
-        <w:t>Az előadói részvétel feltétele egy kapcsolódó absztrakt benyújtása. Az absztrakt feltöltéséhez szükséges belső hivatkozás a regisztrációt követően, a visszaigazoló e-mailben érkezik</w:t>
-      </w:r>
-      <w:r>
-        <w:t>.</w:t>
-      </w:r>
-    </w:p>
-    <w:p>
-      <w:r>
-        <w:t xml:space="preserve">Az </w:t>
-      </w:r>
-      <w:proofErr w:type="spellStart"/>
-      <w:r>
-        <w:t>absztraktot</w:t>
-      </w:r>
-      <w:proofErr w:type="spellEnd"/>
-      <w:r>
-        <w:t xml:space="preserve"> az alábbiak szerint kérjük feltölteni 2026.04.20-ig</w:t>
-      </w:r>
-      <w:r>
-        <w:t>:</w:t>
-      </w:r>
-    </w:p>
-    <w:p/>
+          <w:rFonts w:ascii="Arial" w:hAnsi="Arial" w:cs="Arial"/>
+          <w:lang w:val="en-US"/>
+        </w:rPr>
+      </w:pPr>
+      <w:r>
+        <w:rPr>
+          <w:rFonts w:ascii="Arial" w:hAnsi="Arial" w:cs="Arial"/>
+          <w:lang w:val="en-US"/>
+        </w:rPr>
+        <w:t xml:space="preserve">Participation as a presenter is conditional upon the submission of a relevant abstract in both </w:t>
+      </w:r>
+      <w:r>
+        <w:rPr>
+          <w:rFonts w:ascii="Arial" w:hAnsi="Arial" w:cs="Arial"/>
+          <w:b/>
+          <w:bCs/>
+          <w:lang w:val="en-US"/>
+        </w:rPr>
+        <w:t>Hungarian and English</w:t>
+      </w:r>
+      <w:r>
+        <w:rPr>
+          <w:rFonts w:ascii="Arial" w:hAnsi="Arial" w:cs="Arial"/>
+          <w:lang w:val="en-US"/>
+        </w:rPr>
+        <w:t>. Please upload the abstract according to the following guidelines by April 20, 2026</w:t>
+      </w:r>
+      <w:r>
+        <w:rPr>
+          <w:rFonts w:ascii="Arial" w:hAnsi="Arial" w:cs="Arial"/>
+          <w:lang w:val="en-US"/>
+        </w:rPr>
+        <w:t xml:space="preserve">. </w:t>
+      </w:r>
+    </w:p>
+    <w:p>
+      <w:pPr>
+        <w:rPr>
+          <w:rFonts w:ascii="Arial" w:hAnsi="Arial" w:cs="Arial"/>
+          <w:lang w:val="en-US"/>
+        </w:rPr>
+      </w:pPr>
+      <w:r>
+        <w:rPr>
+          <w:rFonts w:ascii="Arial" w:hAnsi="Arial" w:cs="Arial"/>
+          <w:lang w:val="en-US"/>
+        </w:rPr>
+        <w:t>(Hungarian version below)</w:t>
+      </w:r>
+    </w:p>
+    <w:p>
+      <w:pPr>
+        <w:rPr>
+          <w:rFonts w:ascii="Arial" w:hAnsi="Arial" w:cs="Arial"/>
+        </w:rPr>
+      </w:pPr>
+    </w:p>
     <w:p>
       <w:pPr>
         <w:pStyle w:val="Cmsor1"/>
         <w:spacing w:before="2"/>
-        <w:ind w:left="1134" w:right="1278"/>
+        <w:ind w:left="1276" w:right="1278"/>
         <w:jc w:val="center"/>
         <w:rPr>
           <w:rFonts w:ascii="Arial" w:hAnsi="Arial" w:cs="Arial"/>
@@ -65,7 +79,7 @@
           <w:caps/>
           <w:color w:val="00A1D6"/>
         </w:rPr>
-        <w:t>Teljes cím</w:t>
+        <w:t>Full Title</w:t>
       </w:r>
     </w:p>
     <w:p>
@@ -85,7 +99,7 @@
           <w:b/>
           <w:color w:val="231F20"/>
         </w:rPr>
-        <w:t>Név</w:t>
+        <w:t>Name</w:t>
       </w:r>
       <w:r>
         <w:rPr>
@@ -102,15 +116,7 @@
           <w:b/>
           <w:color w:val="231F20"/>
         </w:rPr>
-        <w:t xml:space="preserve"> – </w:t>
-      </w:r>
-      <w:r>
-        <w:rPr>
-          <w:rFonts w:ascii="Arial" w:hAnsi="Arial" w:cs="Arial"/>
-          <w:b/>
-          <w:color w:val="231F20"/>
-        </w:rPr>
-        <w:t>Név</w:t>
+        <w:t xml:space="preserve"> – Name</w:t>
       </w:r>
       <w:r>
         <w:rPr>
@@ -145,17 +151,62 @@
           <w:rFonts w:ascii="Arial" w:hAnsi="Arial" w:cs="Arial"/>
           <w:color w:val="231F20"/>
           <w:sz w:val="18"/>
-          <w:vertAlign w:val="superscript"/>
         </w:rPr>
         <w:t xml:space="preserve"> </w:t>
       </w:r>
-      <w:r>
-        <w:rPr>
-          <w:rFonts w:ascii="Arial" w:hAnsi="Arial" w:cs="Arial"/>
-          <w:color w:val="231F20"/>
-          <w:sz w:val="18"/>
-        </w:rPr>
-        <w:t>beosztás, Intézmény neve, email cím</w:t>
+      <w:proofErr w:type="spellStart"/>
+      <w:r>
+        <w:rPr>
+          <w:rFonts w:ascii="Arial" w:hAnsi="Arial" w:cs="Arial"/>
+          <w:color w:val="231F20"/>
+          <w:sz w:val="18"/>
+        </w:rPr>
+        <w:t>position</w:t>
+      </w:r>
+      <w:proofErr w:type="spellEnd"/>
+      <w:r>
+        <w:rPr>
+          <w:rFonts w:ascii="Arial" w:hAnsi="Arial" w:cs="Arial"/>
+          <w:color w:val="231F20"/>
+          <w:sz w:val="18"/>
+        </w:rPr>
+        <w:t xml:space="preserve">, </w:t>
+      </w:r>
+      <w:proofErr w:type="spellStart"/>
+      <w:r>
+        <w:rPr>
+          <w:rFonts w:ascii="Arial" w:hAnsi="Arial" w:cs="Arial"/>
+          <w:color w:val="231F20"/>
+          <w:sz w:val="18"/>
+        </w:rPr>
+        <w:t>Name</w:t>
+      </w:r>
+      <w:proofErr w:type="spellEnd"/>
+      <w:r>
+        <w:rPr>
+          <w:rFonts w:ascii="Arial" w:hAnsi="Arial" w:cs="Arial"/>
+          <w:color w:val="231F20"/>
+          <w:sz w:val="18"/>
+        </w:rPr>
+        <w:t xml:space="preserve"> of </w:t>
+      </w:r>
+      <w:proofErr w:type="spellStart"/>
+      <w:r>
+        <w:rPr>
+          <w:rFonts w:ascii="Arial" w:hAnsi="Arial" w:cs="Arial"/>
+          <w:color w:val="231F20"/>
+          <w:sz w:val="18"/>
+        </w:rPr>
+        <w:t>Institution</w:t>
+      </w:r>
+      <w:proofErr w:type="spellEnd"/>
+      <w:r>
+        <w:rPr>
+          <w:rFonts w:ascii="Arial" w:hAnsi="Arial" w:cs="Arial"/>
+          <w:color w:val="231F20"/>
+          <w:sz w:val="18"/>
+        </w:rPr>
+        <w:t xml:space="preserve">, mail </w:t>
       </w:r>
     </w:p>
     <w:p>
@@ -174,23 +225,61 @@
           <w:sz w:val="18"/>
           <w:vertAlign w:val="superscript"/>
         </w:rPr>
-        <w:t>2</w:t>
-      </w:r>
-      <w:r>
-        <w:rPr>
-          <w:rFonts w:ascii="Arial" w:hAnsi="Arial" w:cs="Arial"/>
-          <w:color w:val="231F20"/>
-          <w:sz w:val="18"/>
-        </w:rPr>
-        <w:t xml:space="preserve"> </w:t>
-      </w:r>
-      <w:r>
-        <w:rPr>
-          <w:rFonts w:ascii="Arial" w:hAnsi="Arial" w:cs="Arial"/>
-          <w:color w:val="231F20"/>
-          <w:sz w:val="18"/>
-        </w:rPr>
-        <w:t>beosztás, Intézmény neve, email cím</w:t>
+        <w:t xml:space="preserve">2 </w:t>
+      </w:r>
+      <w:proofErr w:type="spellStart"/>
+      <w:r>
+        <w:rPr>
+          <w:rFonts w:ascii="Arial" w:hAnsi="Arial" w:cs="Arial"/>
+          <w:color w:val="231F20"/>
+          <w:sz w:val="18"/>
+        </w:rPr>
+        <w:t>position</w:t>
+      </w:r>
+      <w:proofErr w:type="spellEnd"/>
+      <w:r>
+        <w:rPr>
+          <w:rFonts w:ascii="Arial" w:hAnsi="Arial" w:cs="Arial"/>
+          <w:color w:val="231F20"/>
+          <w:sz w:val="18"/>
+        </w:rPr>
+        <w:t xml:space="preserve">, </w:t>
+      </w:r>
+      <w:proofErr w:type="spellStart"/>
+      <w:r>
+        <w:rPr>
+          <w:rFonts w:ascii="Arial" w:hAnsi="Arial" w:cs="Arial"/>
+          <w:color w:val="231F20"/>
+          <w:sz w:val="18"/>
+        </w:rPr>
+        <w:t>Name</w:t>
+      </w:r>
+      <w:proofErr w:type="spellEnd"/>
+      <w:r>
+        <w:rPr>
+          <w:rFonts w:ascii="Arial" w:hAnsi="Arial" w:cs="Arial"/>
+          <w:color w:val="231F20"/>
+          <w:sz w:val="18"/>
+        </w:rPr>
+        <w:t xml:space="preserve"> of </w:t>
+      </w:r>
+      <w:proofErr w:type="spellStart"/>
+      <w:r>
+        <w:rPr>
+          <w:rFonts w:ascii="Arial" w:hAnsi="Arial" w:cs="Arial"/>
+          <w:color w:val="231F20"/>
+          <w:sz w:val="18"/>
+        </w:rPr>
+        <w:t>Institution</w:t>
+      </w:r>
+      <w:proofErr w:type="spellEnd"/>
+      <w:r>
+        <w:rPr>
+          <w:rFonts w:ascii="Arial" w:hAnsi="Arial" w:cs="Arial"/>
+          <w:color w:val="231F20"/>
+          <w:sz w:val="18"/>
+        </w:rPr>
+        <w:t>, mail</w:t>
       </w:r>
     </w:p>
     <w:p>
@@ -224,362 +313,39 @@
         <w:jc w:val="both"/>
         <w:rPr>
           <w:rFonts w:ascii="Arial" w:hAnsi="Arial" w:cs="Arial"/>
+          <w:color w:val="231F20"/>
+        </w:rPr>
+      </w:pPr>
+      <w:r>
+        <w:rPr>
+          <w:rFonts w:ascii="Arial" w:hAnsi="Arial" w:cs="Arial"/>
           <w:b/>
           <w:color w:val="231F20"/>
         </w:rPr>
-      </w:pPr>
-      <w:proofErr w:type="spellStart"/>
-      <w:r>
-        <w:rPr>
-          <w:rFonts w:ascii="Arial" w:hAnsi="Arial" w:cs="Arial"/>
-          <w:b/>
-          <w:color w:val="231F20"/>
-        </w:rPr>
-        <w:t>Absztrakt</w:t>
-      </w:r>
-      <w:proofErr w:type="spellEnd"/>
-      <w:r>
-        <w:rPr>
-          <w:rFonts w:ascii="Arial" w:hAnsi="Arial" w:cs="Arial"/>
-          <w:b/>
-          <w:color w:val="231F20"/>
-        </w:rPr>
-        <w:t>:</w:t>
-      </w:r>
-      <w:r>
-        <w:rPr>
-          <w:rFonts w:ascii="Arial" w:hAnsi="Arial" w:cs="Arial"/>
-          <w:b/>
-          <w:color w:val="231F20"/>
-        </w:rPr>
-        <w:t xml:space="preserve"> </w:t>
-      </w:r>
-      <w:r>
-        <w:rPr>
-          <w:rFonts w:ascii="Arial" w:hAnsi="Arial" w:cs="Arial"/>
-          <w:color w:val="231F20"/>
-        </w:rPr>
-        <w:t xml:space="preserve">150 - 300 </w:t>
-      </w:r>
-      <w:proofErr w:type="spellStart"/>
-      <w:r>
-        <w:rPr>
-          <w:rFonts w:ascii="Arial" w:hAnsi="Arial" w:cs="Arial"/>
-          <w:color w:val="231F20"/>
-        </w:rPr>
-        <w:t>szó</w:t>
-      </w:r>
-      <w:proofErr w:type="spellEnd"/>
-      <w:r>
-        <w:rPr>
-          <w:rFonts w:ascii="Arial" w:hAnsi="Arial" w:cs="Arial"/>
-          <w:color w:val="231F20"/>
-        </w:rPr>
-        <w:t xml:space="preserve"> </w:t>
-      </w:r>
-      <w:proofErr w:type="spellStart"/>
-      <w:r>
-        <w:rPr>
-          <w:rFonts w:ascii="Arial" w:hAnsi="Arial" w:cs="Arial"/>
-          <w:color w:val="231F20"/>
-        </w:rPr>
-        <w:t>terjedelemben</w:t>
-      </w:r>
-      <w:proofErr w:type="spellEnd"/>
-      <w:r>
-        <w:rPr>
-          <w:rFonts w:ascii="Arial" w:hAnsi="Arial" w:cs="Arial"/>
-          <w:color w:val="231F20"/>
-        </w:rPr>
-        <w:t xml:space="preserve"> a </w:t>
-      </w:r>
-      <w:proofErr w:type="spellStart"/>
-      <w:r>
-        <w:rPr>
-          <w:rFonts w:ascii="Arial" w:hAnsi="Arial" w:cs="Arial"/>
-          <w:color w:val="231F20"/>
-        </w:rPr>
-        <w:t>munka</w:t>
-      </w:r>
-      <w:proofErr w:type="spellEnd"/>
-      <w:r>
-        <w:rPr>
-          <w:rFonts w:ascii="Arial" w:hAnsi="Arial" w:cs="Arial"/>
-          <w:color w:val="231F20"/>
-        </w:rPr>
-        <w:t>/</w:t>
-      </w:r>
-      <w:proofErr w:type="spellStart"/>
-      <w:r>
-        <w:rPr>
-          <w:rFonts w:ascii="Arial" w:hAnsi="Arial" w:cs="Arial"/>
-          <w:color w:val="231F20"/>
-        </w:rPr>
-        <w:t>kutatás</w:t>
-      </w:r>
-      <w:proofErr w:type="spellEnd"/>
-      <w:r>
-        <w:rPr>
-          <w:rFonts w:ascii="Arial" w:hAnsi="Arial" w:cs="Arial"/>
-          <w:color w:val="231F20"/>
-        </w:rPr>
-        <w:t xml:space="preserve"> </w:t>
-      </w:r>
-      <w:proofErr w:type="spellStart"/>
-      <w:r>
-        <w:rPr>
-          <w:rFonts w:ascii="Arial" w:hAnsi="Arial" w:cs="Arial"/>
-          <w:color w:val="231F20"/>
-        </w:rPr>
-        <w:t>céljának</w:t>
-      </w:r>
-      <w:proofErr w:type="spellEnd"/>
-      <w:r>
-        <w:rPr>
-          <w:rFonts w:ascii="Arial" w:hAnsi="Arial" w:cs="Arial"/>
-          <w:color w:val="231F20"/>
-        </w:rPr>
-        <w:t xml:space="preserve"> </w:t>
-      </w:r>
-      <w:proofErr w:type="spellStart"/>
-      <w:r>
-        <w:rPr>
-          <w:rFonts w:ascii="Arial" w:hAnsi="Arial" w:cs="Arial"/>
-          <w:color w:val="231F20"/>
-        </w:rPr>
-        <w:t>ismertetése</w:t>
-      </w:r>
-      <w:proofErr w:type="spellEnd"/>
-      <w:r>
-        <w:rPr>
-          <w:rFonts w:ascii="Arial" w:hAnsi="Arial" w:cs="Arial"/>
-          <w:color w:val="231F20"/>
-        </w:rPr>
-        <w:t xml:space="preserve">, a </w:t>
-      </w:r>
-      <w:proofErr w:type="spellStart"/>
-      <w:r>
-        <w:rPr>
-          <w:rFonts w:ascii="Arial" w:hAnsi="Arial" w:cs="Arial"/>
-          <w:color w:val="231F20"/>
-        </w:rPr>
-        <w:t>kapcsolódó</w:t>
-      </w:r>
-      <w:proofErr w:type="spellEnd"/>
-      <w:r>
-        <w:rPr>
-          <w:rFonts w:ascii="Arial" w:hAnsi="Arial" w:cs="Arial"/>
-          <w:color w:val="231F20"/>
-        </w:rPr>
-        <w:t xml:space="preserve"> </w:t>
-      </w:r>
-      <w:proofErr w:type="spellStart"/>
-      <w:r>
-        <w:rPr>
-          <w:rFonts w:ascii="Arial" w:hAnsi="Arial" w:cs="Arial"/>
-          <w:color w:val="231F20"/>
-        </w:rPr>
-        <w:t>saját</w:t>
-      </w:r>
-      <w:proofErr w:type="spellEnd"/>
-      <w:r>
-        <w:rPr>
-          <w:rFonts w:ascii="Arial" w:hAnsi="Arial" w:cs="Arial"/>
-          <w:color w:val="231F20"/>
-        </w:rPr>
-        <w:t xml:space="preserve"> </w:t>
-      </w:r>
-      <w:proofErr w:type="spellStart"/>
-      <w:r>
-        <w:rPr>
-          <w:rFonts w:ascii="Arial" w:hAnsi="Arial" w:cs="Arial"/>
-          <w:color w:val="231F20"/>
-        </w:rPr>
-        <w:t>vagy</w:t>
-      </w:r>
-      <w:proofErr w:type="spellEnd"/>
-      <w:r>
-        <w:rPr>
-          <w:rFonts w:ascii="Arial" w:hAnsi="Arial" w:cs="Arial"/>
-          <w:color w:val="231F20"/>
-        </w:rPr>
-        <w:t xml:space="preserve"> </w:t>
-      </w:r>
-      <w:proofErr w:type="spellStart"/>
-      <w:r>
-        <w:rPr>
-          <w:rFonts w:ascii="Arial" w:hAnsi="Arial" w:cs="Arial"/>
-          <w:color w:val="231F20"/>
-        </w:rPr>
-        <w:t>egyéb</w:t>
-      </w:r>
-      <w:proofErr w:type="spellEnd"/>
-      <w:r>
-        <w:rPr>
-          <w:rFonts w:ascii="Arial" w:hAnsi="Arial" w:cs="Arial"/>
-          <w:color w:val="231F20"/>
-        </w:rPr>
-        <w:t xml:space="preserve"> </w:t>
-      </w:r>
-      <w:proofErr w:type="spellStart"/>
-      <w:r>
-        <w:rPr>
-          <w:rFonts w:ascii="Arial" w:hAnsi="Arial" w:cs="Arial"/>
-          <w:color w:val="231F20"/>
-        </w:rPr>
-        <w:t>szerzők</w:t>
-      </w:r>
-      <w:proofErr w:type="spellEnd"/>
-      <w:r>
-        <w:rPr>
-          <w:rFonts w:ascii="Arial" w:hAnsi="Arial" w:cs="Arial"/>
-          <w:color w:val="231F20"/>
-        </w:rPr>
-        <w:t xml:space="preserve"> </w:t>
-      </w:r>
-      <w:proofErr w:type="spellStart"/>
-      <w:r>
-        <w:rPr>
-          <w:rFonts w:ascii="Arial" w:hAnsi="Arial" w:cs="Arial"/>
-          <w:color w:val="231F20"/>
-        </w:rPr>
-        <w:t>eredményeinek</w:t>
-      </w:r>
-      <w:proofErr w:type="spellEnd"/>
-      <w:r>
-        <w:rPr>
-          <w:rFonts w:ascii="Arial" w:hAnsi="Arial" w:cs="Arial"/>
-          <w:color w:val="231F20"/>
-        </w:rPr>
-        <w:t xml:space="preserve"> </w:t>
-      </w:r>
-      <w:proofErr w:type="spellStart"/>
-      <w:r>
-        <w:rPr>
-          <w:rFonts w:ascii="Arial" w:hAnsi="Arial" w:cs="Arial"/>
-          <w:color w:val="231F20"/>
-        </w:rPr>
-        <w:t>rövid</w:t>
-      </w:r>
-      <w:proofErr w:type="spellEnd"/>
-      <w:r>
-        <w:rPr>
-          <w:rFonts w:ascii="Arial" w:hAnsi="Arial" w:cs="Arial"/>
-          <w:color w:val="231F20"/>
-        </w:rPr>
-        <w:t xml:space="preserve"> </w:t>
-      </w:r>
-      <w:proofErr w:type="spellStart"/>
-      <w:r>
-        <w:rPr>
-          <w:rFonts w:ascii="Arial" w:hAnsi="Arial" w:cs="Arial"/>
-          <w:color w:val="231F20"/>
-        </w:rPr>
-        <w:t>összefoglalása</w:t>
-      </w:r>
-      <w:proofErr w:type="spellEnd"/>
-      <w:r>
-        <w:rPr>
-          <w:rFonts w:ascii="Arial" w:hAnsi="Arial" w:cs="Arial"/>
-          <w:color w:val="231F20"/>
-        </w:rPr>
-        <w:t xml:space="preserve"> </w:t>
-      </w:r>
-      <w:proofErr w:type="spellStart"/>
-      <w:r>
-        <w:rPr>
-          <w:rFonts w:ascii="Arial" w:hAnsi="Arial" w:cs="Arial"/>
-          <w:color w:val="231F20"/>
-        </w:rPr>
-        <w:t>hivatkozással</w:t>
-      </w:r>
-      <w:proofErr w:type="spellEnd"/>
-      <w:r>
-        <w:rPr>
-          <w:rFonts w:ascii="Arial" w:hAnsi="Arial" w:cs="Arial"/>
-          <w:color w:val="231F20"/>
-        </w:rPr>
-        <w:t xml:space="preserve">, </w:t>
-      </w:r>
-      <w:proofErr w:type="spellStart"/>
-      <w:r>
-        <w:rPr>
-          <w:rFonts w:ascii="Arial" w:hAnsi="Arial" w:cs="Arial"/>
-          <w:color w:val="231F20"/>
-        </w:rPr>
-        <w:t>az</w:t>
-      </w:r>
-      <w:proofErr w:type="spellEnd"/>
-      <w:r>
-        <w:rPr>
-          <w:rFonts w:ascii="Arial" w:hAnsi="Arial" w:cs="Arial"/>
-          <w:color w:val="231F20"/>
-        </w:rPr>
-        <w:t xml:space="preserve"> </w:t>
-      </w:r>
-      <w:proofErr w:type="spellStart"/>
-      <w:r>
-        <w:rPr>
-          <w:rFonts w:ascii="Arial" w:hAnsi="Arial" w:cs="Arial"/>
-          <w:color w:val="231F20"/>
-        </w:rPr>
-        <w:t>elért</w:t>
-      </w:r>
-      <w:proofErr w:type="spellEnd"/>
-      <w:r>
-        <w:rPr>
-          <w:rFonts w:ascii="Arial" w:hAnsi="Arial" w:cs="Arial"/>
-          <w:color w:val="231F20"/>
-        </w:rPr>
-        <w:t xml:space="preserve"> </w:t>
-      </w:r>
-      <w:proofErr w:type="spellStart"/>
-      <w:r>
-        <w:rPr>
-          <w:rFonts w:ascii="Arial" w:hAnsi="Arial" w:cs="Arial"/>
-          <w:color w:val="231F20"/>
-        </w:rPr>
-        <w:t>eredmények</w:t>
-      </w:r>
-      <w:proofErr w:type="spellEnd"/>
-      <w:r>
-        <w:rPr>
-          <w:rFonts w:ascii="Arial" w:hAnsi="Arial" w:cs="Arial"/>
-          <w:color w:val="231F20"/>
-        </w:rPr>
-        <w:t xml:space="preserve"> </w:t>
-      </w:r>
-      <w:proofErr w:type="spellStart"/>
-      <w:r>
-        <w:rPr>
-          <w:rFonts w:ascii="Arial" w:hAnsi="Arial" w:cs="Arial"/>
-          <w:color w:val="231F20"/>
-        </w:rPr>
-        <w:t>vázlatos</w:t>
-      </w:r>
-      <w:proofErr w:type="spellEnd"/>
-      <w:r>
-        <w:rPr>
-          <w:rFonts w:ascii="Arial" w:hAnsi="Arial" w:cs="Arial"/>
-          <w:color w:val="231F20"/>
-        </w:rPr>
-        <w:t xml:space="preserve"> </w:t>
-      </w:r>
-      <w:proofErr w:type="spellStart"/>
-      <w:r>
-        <w:rPr>
-          <w:rFonts w:ascii="Arial" w:hAnsi="Arial" w:cs="Arial"/>
-          <w:color w:val="231F20"/>
-        </w:rPr>
-        <w:t>ismertetése</w:t>
-      </w:r>
-      <w:proofErr w:type="spellEnd"/>
-      <w:r>
-        <w:rPr>
-          <w:rFonts w:ascii="Arial" w:hAnsi="Arial" w:cs="Arial"/>
-          <w:color w:val="231F20"/>
-        </w:rPr>
-        <w:t>.</w:t>
+        <w:t xml:space="preserve">Abstract: </w:t>
+      </w:r>
+      <w:r>
+        <w:rPr>
+          <w:rFonts w:ascii="Arial" w:hAnsi="Arial" w:cs="Arial"/>
+          <w:color w:val="231F20"/>
+        </w:rPr>
+        <w:t xml:space="preserve">150 - 300 words to describe the aim of the work/research, </w:t>
+      </w:r>
+      <w:proofErr w:type="gramStart"/>
+      <w:r>
+        <w:rPr>
+          <w:rFonts w:ascii="Arial" w:hAnsi="Arial" w:cs="Arial"/>
+          <w:color w:val="231F20"/>
+        </w:rPr>
+        <w:t>a brief summary</w:t>
+      </w:r>
+      <w:proofErr w:type="gramEnd"/>
+      <w:r>
+        <w:rPr>
+          <w:rFonts w:ascii="Arial" w:hAnsi="Arial" w:cs="Arial"/>
+          <w:color w:val="231F20"/>
+        </w:rPr>
+        <w:t xml:space="preserve"> of the results of the work or those of other authors with references, and findings or results.</w:t>
       </w:r>
     </w:p>
     <w:p>
@@ -604,23 +370,13 @@
           <w:rFonts w:ascii="Arial" w:hAnsi="Arial" w:cs="Arial"/>
         </w:rPr>
       </w:pPr>
-      <w:proofErr w:type="spellStart"/>
       <w:r>
         <w:rPr>
           <w:rFonts w:ascii="Arial" w:hAnsi="Arial" w:cs="Arial"/>
           <w:b/>
           <w:color w:val="231F20"/>
         </w:rPr>
-        <w:t>Kulcsszavak</w:t>
-      </w:r>
-      <w:proofErr w:type="spellEnd"/>
-      <w:r>
-        <w:rPr>
-          <w:rFonts w:ascii="Arial" w:hAnsi="Arial" w:cs="Arial"/>
-          <w:b/>
-          <w:color w:val="231F20"/>
-        </w:rPr>
-        <w:t xml:space="preserve">: </w:t>
+        <w:t xml:space="preserve">Keywords: </w:t>
       </w:r>
       <w:r>
         <w:rPr>
@@ -628,60 +384,8 @@
           <w:bCs/>
           <w:color w:val="231F20"/>
         </w:rPr>
-        <w:t>m</w:t>
-      </w:r>
-      <w:r>
-        <w:rPr>
-          <w:rFonts w:ascii="Arial" w:hAnsi="Arial" w:cs="Arial"/>
-          <w:bCs/>
-          <w:color w:val="231F20"/>
-        </w:rPr>
-        <w:t>in. 3</w:t>
-      </w:r>
-      <w:r>
-        <w:rPr>
-          <w:rFonts w:ascii="Arial" w:hAnsi="Arial" w:cs="Arial"/>
-          <w:bCs/>
-          <w:color w:val="231F20"/>
-        </w:rPr>
-        <w:t>,</w:t>
-      </w:r>
-      <w:r>
-        <w:rPr>
-          <w:rFonts w:ascii="Arial" w:hAnsi="Arial" w:cs="Arial"/>
-          <w:bCs/>
-          <w:color w:val="231F20"/>
-        </w:rPr>
-        <w:t xml:space="preserve"> max. 10 </w:t>
-      </w:r>
-      <w:proofErr w:type="spellStart"/>
-      <w:r>
-        <w:rPr>
-          <w:rFonts w:ascii="Arial" w:hAnsi="Arial" w:cs="Arial"/>
-          <w:bCs/>
-          <w:color w:val="231F20"/>
-        </w:rPr>
-        <w:t>kulcsszó</w:t>
-      </w:r>
-      <w:proofErr w:type="spellEnd"/>
-      <w:r>
-        <w:rPr>
-          <w:rFonts w:ascii="Arial" w:hAnsi="Arial" w:cs="Arial"/>
-          <w:bCs/>
-          <w:color w:val="231F20"/>
-        </w:rPr>
-        <w:t xml:space="preserve"> </w:t>
-      </w:r>
-      <w:proofErr w:type="spellStart"/>
-      <w:r>
-        <w:rPr>
-          <w:rFonts w:ascii="Arial" w:hAnsi="Arial" w:cs="Arial"/>
-          <w:bCs/>
-          <w:color w:val="231F20"/>
-        </w:rPr>
-        <w:t>megadása</w:t>
-      </w:r>
-      <w:proofErr w:type="spellEnd"/>
+        <w:t>Enter min. 3, max. 10 keywords</w:t>
+      </w:r>
     </w:p>
     <w:p>
       <w:pPr>
@@ -698,17 +402,27 @@
         <w:ind w:left="1273"/>
         <w:rPr>
           <w:rFonts w:ascii="Arial" w:hAnsi="Arial" w:cs="Arial"/>
-          <w:sz w:val="18"/>
-        </w:rPr>
-      </w:pPr>
-      <w:r>
-        <w:rPr>
-          <w:rFonts w:ascii="Arial" w:hAnsi="Arial" w:cs="Arial"/>
-          <w:color w:val="231F20"/>
-          <w:sz w:val="18"/>
-        </w:rPr>
-        <w:t>IRODALOMJEGYZÉK</w:t>
-      </w:r>
+          <w:color w:val="231F20"/>
+          <w:sz w:val="18"/>
+        </w:rPr>
+      </w:pPr>
+      <w:r>
+        <w:rPr>
+          <w:rFonts w:ascii="Arial" w:hAnsi="Arial" w:cs="Arial"/>
+          <w:color w:val="231F20"/>
+          <w:sz w:val="18"/>
+        </w:rPr>
+        <w:t>BIBLIOGRAPHY</w:t>
+      </w:r>
+    </w:p>
+    <w:p>
+      <w:pPr>
+        <w:ind w:left="1273"/>
+        <w:rPr>
+          <w:rFonts w:ascii="Arial" w:hAnsi="Arial" w:cs="Arial"/>
+          <w:sz w:val="14"/>
+        </w:rPr>
+      </w:pPr>
     </w:p>
     <w:p>
       <w:pPr>
@@ -723,10 +437,65 @@
           <w:rFonts w:ascii="Arial" w:hAnsi="Arial" w:cs="Arial"/>
           <w:color w:val="231F20"/>
           <w:spacing w:val="-5"/>
-          <w:sz w:val="14"/>
-          <w:szCs w:val="14"/>
-        </w:rPr>
-      </w:pPr>
+          <w:sz w:val="18"/>
+        </w:rPr>
+      </w:pPr>
+      <w:r>
+        <w:rPr>
+          <w:rFonts w:ascii="Arial" w:hAnsi="Arial" w:cs="Arial"/>
+          <w:color w:val="231F20"/>
+          <w:spacing w:val="-5"/>
+          <w:sz w:val="18"/>
+        </w:rPr>
+        <w:sym w:font="Symbol" w:char="F05B"/>
+      </w:r>
+      <w:r>
+        <w:rPr>
+          <w:rFonts w:ascii="Arial" w:hAnsi="Arial" w:cs="Arial"/>
+          <w:color w:val="231F20"/>
+          <w:spacing w:val="-5"/>
+          <w:sz w:val="18"/>
+        </w:rPr>
+        <w:t>1</w:t>
+      </w:r>
+      <w:r>
+        <w:rPr>
+          <w:rFonts w:ascii="Arial" w:hAnsi="Arial" w:cs="Arial"/>
+          <w:color w:val="231F20"/>
+          <w:spacing w:val="-5"/>
+          <w:sz w:val="18"/>
+        </w:rPr>
+        <w:sym w:font="Symbol" w:char="F05D"/>
+      </w:r>
+      <w:r>
+        <w:rPr>
+          <w:rFonts w:ascii="Arial" w:hAnsi="Arial" w:cs="Arial"/>
+          <w:color w:val="231F20"/>
+          <w:spacing w:val="-5"/>
+          <w:sz w:val="18"/>
+        </w:rPr>
+        <w:tab/>
+      </w:r>
+      <w:proofErr w:type="spellStart"/>
+      <w:r>
+        <w:rPr>
+          <w:rFonts w:ascii="Arial" w:hAnsi="Arial" w:cs="Arial"/>
+          <w:color w:val="231F20"/>
+          <w:spacing w:val="-5"/>
+          <w:sz w:val="18"/>
+        </w:rPr>
+        <w:t>Bibliography</w:t>
+      </w:r>
+      <w:proofErr w:type="spellEnd"/>
+      <w:r>
+        <w:rPr>
+          <w:rFonts w:ascii="Arial" w:hAnsi="Arial" w:cs="Arial"/>
+          <w:color w:val="231F20"/>
+          <w:spacing w:val="-5"/>
+          <w:sz w:val="18"/>
+        </w:rPr>
+        <w:t xml:space="preserve"> 1</w:t>
+      </w:r>
     </w:p>
     <w:p>
       <w:pPr>
@@ -760,7 +529,7 @@
           <w:spacing w:val="-5"/>
           <w:sz w:val="18"/>
         </w:rPr>
-        <w:t>1</w:t>
+        <w:t>2</w:t>
       </w:r>
       <w:r>
         <w:rPr>
@@ -780,14 +549,25 @@
         </w:rPr>
         <w:tab/>
       </w:r>
-      <w:r>
-        <w:rPr>
-          <w:rFonts w:ascii="Arial" w:hAnsi="Arial" w:cs="Arial"/>
-          <w:color w:val="231F20"/>
-          <w:spacing w:val="-5"/>
-          <w:sz w:val="18"/>
-        </w:rPr>
-        <w:t>Szakirodalmi hivatkozás 1</w:t>
+      <w:proofErr w:type="spellStart"/>
+      <w:r>
+        <w:rPr>
+          <w:rFonts w:ascii="Arial" w:hAnsi="Arial" w:cs="Arial"/>
+          <w:color w:val="231F20"/>
+          <w:spacing w:val="-5"/>
+          <w:sz w:val="18"/>
+        </w:rPr>
+        <w:t>Bibliography</w:t>
+      </w:r>
+      <w:proofErr w:type="spellEnd"/>
+      <w:r>
+        <w:rPr>
+          <w:rFonts w:ascii="Arial" w:hAnsi="Arial" w:cs="Arial"/>
+          <w:color w:val="231F20"/>
+          <w:spacing w:val="-5"/>
+          <w:sz w:val="18"/>
+        </w:rPr>
+        <w:t xml:space="preserve"> 2</w:t>
       </w:r>
     </w:p>
     <w:p>
@@ -822,7 +602,7 @@
           <w:spacing w:val="-5"/>
           <w:sz w:val="18"/>
         </w:rPr>
-        <w:t>2</w:t>
+        <w:t>3</w:t>
       </w:r>
       <w:r>
         <w:rPr>
@@ -842,14 +622,25 @@
         </w:rPr>
         <w:tab/>
       </w:r>
-      <w:r>
-        <w:rPr>
-          <w:rFonts w:ascii="Arial" w:hAnsi="Arial" w:cs="Arial"/>
-          <w:color w:val="231F20"/>
-          <w:spacing w:val="-5"/>
-          <w:sz w:val="18"/>
-        </w:rPr>
-        <w:t>Szakirodalmi hivatkozás 2</w:t>
+      <w:proofErr w:type="spellStart"/>
+      <w:r>
+        <w:rPr>
+          <w:rFonts w:ascii="Arial" w:hAnsi="Arial" w:cs="Arial"/>
+          <w:color w:val="231F20"/>
+          <w:spacing w:val="-5"/>
+          <w:sz w:val="18"/>
+        </w:rPr>
+        <w:t>Bibliography</w:t>
+      </w:r>
+      <w:proofErr w:type="spellEnd"/>
+      <w:r>
+        <w:rPr>
+          <w:rFonts w:ascii="Arial" w:hAnsi="Arial" w:cs="Arial"/>
+          <w:color w:val="231F20"/>
+          <w:spacing w:val="-5"/>
+          <w:sz w:val="18"/>
+        </w:rPr>
+        <w:t xml:space="preserve"> 3</w:t>
       </w:r>
     </w:p>
     <w:p>
@@ -863,55 +654,906 @@
         <w:ind w:right="1692"/>
         <w:rPr>
           <w:rFonts w:ascii="Arial" w:hAnsi="Arial" w:cs="Arial"/>
-          <w:color w:val="231F20"/>
-          <w:spacing w:val="-5"/>
-          <w:sz w:val="18"/>
-        </w:rPr>
-      </w:pPr>
-      <w:r>
-        <w:rPr>
-          <w:rFonts w:ascii="Arial" w:hAnsi="Arial" w:cs="Arial"/>
-          <w:color w:val="231F20"/>
-          <w:spacing w:val="-5"/>
-          <w:sz w:val="18"/>
-        </w:rPr>
-        <w:sym w:font="Symbol" w:char="F05B"/>
-      </w:r>
-      <w:r>
-        <w:rPr>
-          <w:rFonts w:ascii="Arial" w:hAnsi="Arial" w:cs="Arial"/>
-          <w:color w:val="231F20"/>
-          <w:spacing w:val="-5"/>
-          <w:sz w:val="18"/>
-        </w:rPr>
-        <w:t>3</w:t>
-      </w:r>
-      <w:r>
-        <w:rPr>
-          <w:rFonts w:ascii="Arial" w:hAnsi="Arial" w:cs="Arial"/>
-          <w:color w:val="231F20"/>
-          <w:spacing w:val="-5"/>
-          <w:sz w:val="18"/>
-        </w:rPr>
-        <w:sym w:font="Symbol" w:char="F05D"/>
-      </w:r>
-      <w:r>
-        <w:rPr>
-          <w:rFonts w:ascii="Arial" w:hAnsi="Arial" w:cs="Arial"/>
-          <w:color w:val="231F20"/>
-          <w:spacing w:val="-5"/>
-          <w:sz w:val="18"/>
-        </w:rPr>
-        <w:tab/>
-      </w:r>
-      <w:r>
-        <w:rPr>
-          <w:rFonts w:ascii="Arial" w:hAnsi="Arial" w:cs="Arial"/>
-          <w:color w:val="231F20"/>
-          <w:spacing w:val="-5"/>
-          <w:sz w:val="18"/>
-        </w:rPr>
-        <w:t>Szakirodalmi hivatkozás 3</w:t>
+          <w:sz w:val="18"/>
+        </w:rPr>
+      </w:pPr>
+    </w:p>
+    <w:p>
+      <w:pPr>
+        <w:ind w:left="1273"/>
+        <w:rPr>
+          <w:rFonts w:ascii="Arial" w:hAnsi="Arial" w:cs="Arial"/>
+          <w:sz w:val="18"/>
+        </w:rPr>
+      </w:pPr>
+      <w:proofErr w:type="spellStart"/>
+      <w:r>
+        <w:rPr>
+          <w:rFonts w:ascii="Arial" w:hAnsi="Arial" w:cs="Arial"/>
+          <w:color w:val="231F20"/>
+          <w:sz w:val="18"/>
+        </w:rPr>
+        <w:t>B</w:t>
+      </w:r>
+      <w:r>
+        <w:rPr>
+          <w:rFonts w:ascii="Arial" w:hAnsi="Arial" w:cs="Arial"/>
+          <w:color w:val="231F20"/>
+          <w:sz w:val="18"/>
+        </w:rPr>
+        <w:t>ibliograph</w:t>
+      </w:r>
+      <w:r>
+        <w:rPr>
+          <w:rFonts w:ascii="Arial" w:hAnsi="Arial" w:cs="Arial"/>
+          <w:color w:val="231F20"/>
+          <w:sz w:val="18"/>
+        </w:rPr>
+        <w:t>y</w:t>
+      </w:r>
+      <w:proofErr w:type="spellEnd"/>
+      <w:r>
+        <w:rPr>
+          <w:rFonts w:ascii="Arial" w:hAnsi="Arial" w:cs="Arial"/>
+          <w:color w:val="231F20"/>
+          <w:sz w:val="18"/>
+        </w:rPr>
+        <w:t xml:space="preserve"> </w:t>
+      </w:r>
+      <w:proofErr w:type="spellStart"/>
+      <w:r>
+        <w:rPr>
+          <w:rFonts w:ascii="Arial" w:hAnsi="Arial" w:cs="Arial"/>
+          <w:color w:val="231F20"/>
+          <w:sz w:val="18"/>
+        </w:rPr>
+        <w:t>Indication</w:t>
+      </w:r>
+      <w:proofErr w:type="spellEnd"/>
+      <w:r>
+        <w:rPr>
+          <w:rFonts w:ascii="Arial" w:hAnsi="Arial" w:cs="Arial"/>
+          <w:color w:val="231F20"/>
+          <w:sz w:val="18"/>
+        </w:rPr>
+        <w:t xml:space="preserve"> of min. 3, </w:t>
+      </w:r>
+      <w:proofErr w:type="spellStart"/>
+      <w:r>
+        <w:rPr>
+          <w:rFonts w:ascii="Arial" w:hAnsi="Arial" w:cs="Arial"/>
+          <w:color w:val="231F20"/>
+          <w:sz w:val="18"/>
+        </w:rPr>
+        <w:t>max</w:t>
+      </w:r>
+      <w:proofErr w:type="spellEnd"/>
+      <w:r>
+        <w:rPr>
+          <w:rFonts w:ascii="Arial" w:hAnsi="Arial" w:cs="Arial"/>
+          <w:color w:val="231F20"/>
+          <w:sz w:val="18"/>
+        </w:rPr>
+        <w:t xml:space="preserve">. 5 </w:t>
+      </w:r>
+      <w:proofErr w:type="spellStart"/>
+      <w:r>
+        <w:rPr>
+          <w:rFonts w:ascii="Arial" w:hAnsi="Arial" w:cs="Arial"/>
+          <w:color w:val="231F20"/>
+          <w:sz w:val="18"/>
+        </w:rPr>
+        <w:t>citations</w:t>
+      </w:r>
+      <w:proofErr w:type="spellEnd"/>
+      <w:r>
+        <w:rPr>
+          <w:rFonts w:ascii="Arial" w:hAnsi="Arial" w:cs="Arial"/>
+          <w:color w:val="231F20"/>
+          <w:sz w:val="18"/>
+        </w:rPr>
+        <w:t xml:space="preserve"> </w:t>
+      </w:r>
+      <w:proofErr w:type="spellStart"/>
+      <w:r>
+        <w:rPr>
+          <w:rFonts w:ascii="Arial" w:hAnsi="Arial" w:cs="Arial"/>
+          <w:color w:val="231F20"/>
+          <w:sz w:val="18"/>
+        </w:rPr>
+        <w:t>b</w:t>
+      </w:r>
+      <w:r>
+        <w:rPr>
+          <w:rFonts w:ascii="Arial" w:hAnsi="Arial" w:cs="Arial"/>
+          <w:color w:val="231F20"/>
+          <w:sz w:val="18"/>
+        </w:rPr>
+        <w:t>y</w:t>
+      </w:r>
+      <w:proofErr w:type="spellEnd"/>
+      <w:r>
+        <w:rPr>
+          <w:rFonts w:ascii="Arial" w:hAnsi="Arial" w:cs="Arial"/>
+          <w:color w:val="231F20"/>
+          <w:sz w:val="18"/>
+        </w:rPr>
+        <w:t xml:space="preserve"> </w:t>
+      </w:r>
+      <w:hyperlink r:id="rId4" w:history="1">
+        <w:r>
+          <w:rPr>
+            <w:rStyle w:val="Hiperhivatkozs"/>
+            <w:rFonts w:ascii="Arial" w:hAnsi="Arial" w:cs="Arial"/>
+            <w:smallCaps/>
+          </w:rPr>
+          <w:t>APA</w:t>
+        </w:r>
+      </w:hyperlink>
+      <w:r>
+        <w:t>.</w:t>
+      </w:r>
+    </w:p>
+    <w:p>
+      <w:pPr>
+        <w:rPr>
+          <w:rFonts w:ascii="Arial" w:hAnsi="Arial" w:cs="Arial"/>
+        </w:rPr>
+      </w:pPr>
+    </w:p>
+    <w:p>
+      <w:pPr>
+        <w:rPr>
+          <w:rFonts w:ascii="Arial" w:hAnsi="Arial" w:cs="Arial"/>
+        </w:rPr>
+      </w:pPr>
+    </w:p>
+    <w:p>
+      <w:pPr>
+        <w:rPr>
+          <w:rFonts w:ascii="Arial" w:hAnsi="Arial" w:cs="Arial"/>
+        </w:rPr>
+      </w:pPr>
+      <w:r>
+        <w:rPr>
+          <w:rFonts w:ascii="Arial" w:hAnsi="Arial" w:cs="Arial"/>
+        </w:rPr>
+        <w:br w:type="page"/>
+      </w:r>
+    </w:p>
+    <w:p>
+      <w:pPr>
+        <w:rPr>
+          <w:rFonts w:ascii="Arial" w:hAnsi="Arial" w:cs="Arial"/>
+        </w:rPr>
+      </w:pPr>
+      <w:r>
+        <w:rPr>
+          <w:rFonts w:ascii="Arial" w:hAnsi="Arial" w:cs="Arial"/>
+        </w:rPr>
+        <w:lastRenderedPageBreak/>
+        <w:t>Az előadói részvétel feltétele egy kapcsolódó absztrakt benyújtása</w:t>
+      </w:r>
+      <w:r>
+        <w:rPr>
+          <w:rFonts w:ascii="Arial" w:hAnsi="Arial" w:cs="Arial"/>
+        </w:rPr>
+        <w:t xml:space="preserve"> </w:t>
+      </w:r>
+      <w:r>
+        <w:rPr>
+          <w:rFonts w:ascii="Arial" w:hAnsi="Arial" w:cs="Arial"/>
+          <w:b/>
+          <w:bCs/>
+        </w:rPr>
+        <w:t>magyar és angol</w:t>
+      </w:r>
+      <w:r>
+        <w:rPr>
+          <w:rFonts w:ascii="Arial" w:hAnsi="Arial" w:cs="Arial"/>
+        </w:rPr>
+        <w:t xml:space="preserve"> nyelven</w:t>
+      </w:r>
+      <w:r>
+        <w:rPr>
+          <w:rFonts w:ascii="Arial" w:hAnsi="Arial" w:cs="Arial"/>
+        </w:rPr>
+        <w:t xml:space="preserve">. Az </w:t>
+      </w:r>
+      <w:proofErr w:type="spellStart"/>
+      <w:r>
+        <w:rPr>
+          <w:rFonts w:ascii="Arial" w:hAnsi="Arial" w:cs="Arial"/>
+        </w:rPr>
+        <w:t>absztrakto</w:t>
+      </w:r>
+      <w:r>
+        <w:rPr>
+          <w:rFonts w:ascii="Arial" w:hAnsi="Arial" w:cs="Arial"/>
+        </w:rPr>
+        <w:t>ka</w:t>
+      </w:r>
+      <w:r>
+        <w:rPr>
+          <w:rFonts w:ascii="Arial" w:hAnsi="Arial" w:cs="Arial"/>
+        </w:rPr>
+        <w:t>t</w:t>
+      </w:r>
+      <w:proofErr w:type="spellEnd"/>
+      <w:r>
+        <w:rPr>
+          <w:rFonts w:ascii="Arial" w:hAnsi="Arial" w:cs="Arial"/>
+        </w:rPr>
+        <w:t xml:space="preserve"> az alábbiak szerint kérjük feltölteni 2026.04.20-ig</w:t>
+      </w:r>
+      <w:r>
+        <w:rPr>
+          <w:rFonts w:ascii="Arial" w:hAnsi="Arial" w:cs="Arial"/>
+        </w:rPr>
+        <w:t>:</w:t>
+      </w:r>
+    </w:p>
+    <w:p/>
+    <w:p>
+      <w:pPr>
+        <w:pStyle w:val="Cmsor1"/>
+        <w:spacing w:before="2"/>
+        <w:ind w:left="1134" w:right="1278"/>
+        <w:jc w:val="center"/>
+        <w:rPr>
+          <w:rFonts w:ascii="Arial" w:hAnsi="Arial" w:cs="Arial"/>
+          <w:caps/>
+        </w:rPr>
+      </w:pPr>
+      <w:r>
+        <w:rPr>
+          <w:rFonts w:ascii="Arial" w:hAnsi="Arial" w:cs="Arial"/>
+          <w:caps/>
+          <w:color w:val="00A1D6"/>
+        </w:rPr>
+        <w:t>Teljes cím</w:t>
+      </w:r>
+    </w:p>
+    <w:p>
+      <w:pPr>
+        <w:pStyle w:val="Szvegtrzs"/>
+        <w:spacing w:before="316"/>
+        <w:ind w:left="2396" w:right="2335"/>
+        <w:jc w:val="center"/>
+        <w:rPr>
+          <w:rFonts w:ascii="Arial" w:hAnsi="Arial" w:cs="Arial"/>
+          <w:b/>
+        </w:rPr>
+      </w:pPr>
+      <w:r>
+        <w:rPr>
+          <w:rFonts w:ascii="Arial" w:hAnsi="Arial" w:cs="Arial"/>
+          <w:b/>
+          <w:color w:val="231F20"/>
+        </w:rPr>
+        <w:t>Név</w:t>
+      </w:r>
+      <w:r>
+        <w:rPr>
+          <w:rFonts w:ascii="Arial" w:hAnsi="Arial" w:cs="Arial"/>
+          <w:b/>
+          <w:color w:val="231F20"/>
+          <w:vertAlign w:val="superscript"/>
+        </w:rPr>
+        <w:t>1</w:t>
+      </w:r>
+      <w:r>
+        <w:rPr>
+          <w:rFonts w:ascii="Arial" w:hAnsi="Arial" w:cs="Arial"/>
+          <w:b/>
+          <w:color w:val="231F20"/>
+        </w:rPr>
+        <w:t xml:space="preserve"> – </w:t>
+      </w:r>
+      <w:r>
+        <w:rPr>
+          <w:rFonts w:ascii="Arial" w:hAnsi="Arial" w:cs="Arial"/>
+          <w:b/>
+          <w:color w:val="231F20"/>
+        </w:rPr>
+        <w:t>Név</w:t>
+      </w:r>
+      <w:r>
+        <w:rPr>
+          <w:rFonts w:ascii="Arial" w:hAnsi="Arial" w:cs="Arial"/>
+          <w:b/>
+          <w:color w:val="231F20"/>
+          <w:vertAlign w:val="superscript"/>
+        </w:rPr>
+        <w:t>2</w:t>
+      </w:r>
+    </w:p>
+    <w:p>
+      <w:pPr>
+        <w:spacing w:before="219" w:line="206" w:lineRule="exact"/>
+        <w:ind w:left="2335" w:right="2335"/>
+        <w:jc w:val="center"/>
+        <w:rPr>
+          <w:rFonts w:ascii="Arial" w:hAnsi="Arial" w:cs="Arial"/>
+        </w:rPr>
+      </w:pPr>
+      <w:r>
+        <w:rPr>
+          <w:rFonts w:ascii="Arial" w:hAnsi="Arial" w:cs="Arial"/>
+          <w:color w:val="231F20"/>
+          <w:sz w:val="18"/>
+          <w:vertAlign w:val="superscript"/>
+        </w:rPr>
+        <w:t>1</w:t>
+      </w:r>
+      <w:r>
+        <w:rPr>
+          <w:rFonts w:ascii="Arial" w:hAnsi="Arial" w:cs="Arial"/>
+          <w:color w:val="231F20"/>
+          <w:sz w:val="18"/>
+          <w:vertAlign w:val="superscript"/>
+        </w:rPr>
+        <w:t xml:space="preserve"> </w:t>
+      </w:r>
+      <w:r>
+        <w:rPr>
+          <w:rFonts w:ascii="Arial" w:hAnsi="Arial" w:cs="Arial"/>
+          <w:color w:val="231F20"/>
+          <w:sz w:val="18"/>
+        </w:rPr>
+        <w:t>beosztás, Intézmény neve, email cím</w:t>
+      </w:r>
+    </w:p>
+    <w:p>
+      <w:pPr>
+        <w:spacing w:before="9" w:line="208" w:lineRule="auto"/>
+        <w:ind w:left="2338" w:right="2335"/>
+        <w:jc w:val="center"/>
+        <w:rPr>
+          <w:rFonts w:ascii="Arial" w:hAnsi="Arial" w:cs="Arial"/>
+        </w:rPr>
+      </w:pPr>
+      <w:r>
+        <w:rPr>
+          <w:rFonts w:ascii="Arial" w:hAnsi="Arial" w:cs="Arial"/>
+          <w:color w:val="231F20"/>
+          <w:sz w:val="18"/>
+          <w:vertAlign w:val="superscript"/>
+        </w:rPr>
+        <w:t>2</w:t>
+      </w:r>
+      <w:r>
+        <w:rPr>
+          <w:rFonts w:ascii="Arial" w:hAnsi="Arial" w:cs="Arial"/>
+          <w:color w:val="231F20"/>
+          <w:sz w:val="18"/>
+        </w:rPr>
+        <w:t xml:space="preserve"> </w:t>
+      </w:r>
+      <w:r>
+        <w:rPr>
+          <w:rFonts w:ascii="Arial" w:hAnsi="Arial" w:cs="Arial"/>
+          <w:color w:val="231F20"/>
+          <w:sz w:val="18"/>
+        </w:rPr>
+        <w:t>beosztás, Intézmény neve, email cím</w:t>
+      </w:r>
+    </w:p>
+    <w:p>
+      <w:pPr>
+        <w:pStyle w:val="Szvegtrzs"/>
+        <w:spacing w:before="12"/>
+        <w:rPr>
+          <w:rFonts w:ascii="Arial" w:hAnsi="Arial" w:cs="Arial"/>
+          <w:sz w:val="18"/>
+        </w:rPr>
+      </w:pPr>
+    </w:p>
+    <w:p>
+      <w:pPr>
+        <w:pStyle w:val="Szvegtrzs"/>
+        <w:spacing w:line="276" w:lineRule="auto"/>
+        <w:ind w:left="1273" w:right="1270"/>
+        <w:jc w:val="both"/>
+        <w:rPr>
+          <w:rFonts w:ascii="Arial" w:hAnsi="Arial" w:cs="Arial"/>
+          <w:b/>
+          <w:color w:val="231F20"/>
+        </w:rPr>
+      </w:pPr>
+    </w:p>
+    <w:p>
+      <w:pPr>
+        <w:pStyle w:val="Szvegtrzs"/>
+        <w:spacing w:line="276" w:lineRule="auto"/>
+        <w:ind w:left="1273" w:right="1270"/>
+        <w:jc w:val="both"/>
+        <w:rPr>
+          <w:rFonts w:ascii="Arial" w:hAnsi="Arial" w:cs="Arial"/>
+          <w:b/>
+          <w:color w:val="231F20"/>
+        </w:rPr>
+      </w:pPr>
+      <w:proofErr w:type="spellStart"/>
+      <w:r>
+        <w:rPr>
+          <w:rFonts w:ascii="Arial" w:hAnsi="Arial" w:cs="Arial"/>
+          <w:b/>
+          <w:color w:val="231F20"/>
+        </w:rPr>
+        <w:t>Absztrakt</w:t>
+      </w:r>
+      <w:proofErr w:type="spellEnd"/>
+      <w:r>
+        <w:rPr>
+          <w:rFonts w:ascii="Arial" w:hAnsi="Arial" w:cs="Arial"/>
+          <w:b/>
+          <w:color w:val="231F20"/>
+        </w:rPr>
+        <w:t>:</w:t>
+      </w:r>
+      <w:r>
+        <w:rPr>
+          <w:rFonts w:ascii="Arial" w:hAnsi="Arial" w:cs="Arial"/>
+          <w:b/>
+          <w:color w:val="231F20"/>
+        </w:rPr>
+        <w:t xml:space="preserve"> </w:t>
+      </w:r>
+      <w:r>
+        <w:rPr>
+          <w:rFonts w:ascii="Arial" w:hAnsi="Arial" w:cs="Arial"/>
+          <w:color w:val="231F20"/>
+        </w:rPr>
+        <w:t xml:space="preserve">150 - 300 </w:t>
+      </w:r>
+      <w:proofErr w:type="spellStart"/>
+      <w:r>
+        <w:rPr>
+          <w:rFonts w:ascii="Arial" w:hAnsi="Arial" w:cs="Arial"/>
+          <w:color w:val="231F20"/>
+        </w:rPr>
+        <w:t>szó</w:t>
+      </w:r>
+      <w:proofErr w:type="spellEnd"/>
+      <w:r>
+        <w:rPr>
+          <w:rFonts w:ascii="Arial" w:hAnsi="Arial" w:cs="Arial"/>
+          <w:color w:val="231F20"/>
+        </w:rPr>
+        <w:t xml:space="preserve"> </w:t>
+      </w:r>
+      <w:proofErr w:type="spellStart"/>
+      <w:r>
+        <w:rPr>
+          <w:rFonts w:ascii="Arial" w:hAnsi="Arial" w:cs="Arial"/>
+          <w:color w:val="231F20"/>
+        </w:rPr>
+        <w:t>terjedelemben</w:t>
+      </w:r>
+      <w:proofErr w:type="spellEnd"/>
+      <w:r>
+        <w:rPr>
+          <w:rFonts w:ascii="Arial" w:hAnsi="Arial" w:cs="Arial"/>
+          <w:color w:val="231F20"/>
+        </w:rPr>
+        <w:t xml:space="preserve"> a </w:t>
+      </w:r>
+      <w:proofErr w:type="spellStart"/>
+      <w:r>
+        <w:rPr>
+          <w:rFonts w:ascii="Arial" w:hAnsi="Arial" w:cs="Arial"/>
+          <w:color w:val="231F20"/>
+        </w:rPr>
+        <w:t>munka</w:t>
+      </w:r>
+      <w:proofErr w:type="spellEnd"/>
+      <w:r>
+        <w:rPr>
+          <w:rFonts w:ascii="Arial" w:hAnsi="Arial" w:cs="Arial"/>
+          <w:color w:val="231F20"/>
+        </w:rPr>
+        <w:t>/</w:t>
+      </w:r>
+      <w:proofErr w:type="spellStart"/>
+      <w:r>
+        <w:rPr>
+          <w:rFonts w:ascii="Arial" w:hAnsi="Arial" w:cs="Arial"/>
+          <w:color w:val="231F20"/>
+        </w:rPr>
+        <w:t>kutatás</w:t>
+      </w:r>
+      <w:proofErr w:type="spellEnd"/>
+      <w:r>
+        <w:rPr>
+          <w:rFonts w:ascii="Arial" w:hAnsi="Arial" w:cs="Arial"/>
+          <w:color w:val="231F20"/>
+        </w:rPr>
+        <w:t xml:space="preserve"> </w:t>
+      </w:r>
+      <w:proofErr w:type="spellStart"/>
+      <w:r>
+        <w:rPr>
+          <w:rFonts w:ascii="Arial" w:hAnsi="Arial" w:cs="Arial"/>
+          <w:color w:val="231F20"/>
+        </w:rPr>
+        <w:t>céljának</w:t>
+      </w:r>
+      <w:proofErr w:type="spellEnd"/>
+      <w:r>
+        <w:rPr>
+          <w:rFonts w:ascii="Arial" w:hAnsi="Arial" w:cs="Arial"/>
+          <w:color w:val="231F20"/>
+        </w:rPr>
+        <w:t xml:space="preserve"> </w:t>
+      </w:r>
+      <w:proofErr w:type="spellStart"/>
+      <w:r>
+        <w:rPr>
+          <w:rFonts w:ascii="Arial" w:hAnsi="Arial" w:cs="Arial"/>
+          <w:color w:val="231F20"/>
+        </w:rPr>
+        <w:t>ismertetése</w:t>
+      </w:r>
+      <w:proofErr w:type="spellEnd"/>
+      <w:r>
+        <w:rPr>
+          <w:rFonts w:ascii="Arial" w:hAnsi="Arial" w:cs="Arial"/>
+          <w:color w:val="231F20"/>
+        </w:rPr>
+        <w:t xml:space="preserve">, a </w:t>
+      </w:r>
+      <w:proofErr w:type="spellStart"/>
+      <w:r>
+        <w:rPr>
+          <w:rFonts w:ascii="Arial" w:hAnsi="Arial" w:cs="Arial"/>
+          <w:color w:val="231F20"/>
+        </w:rPr>
+        <w:t>kapcsolódó</w:t>
+      </w:r>
+      <w:proofErr w:type="spellEnd"/>
+      <w:r>
+        <w:rPr>
+          <w:rFonts w:ascii="Arial" w:hAnsi="Arial" w:cs="Arial"/>
+          <w:color w:val="231F20"/>
+        </w:rPr>
+        <w:t xml:space="preserve"> </w:t>
+      </w:r>
+      <w:proofErr w:type="spellStart"/>
+      <w:r>
+        <w:rPr>
+          <w:rFonts w:ascii="Arial" w:hAnsi="Arial" w:cs="Arial"/>
+          <w:color w:val="231F20"/>
+        </w:rPr>
+        <w:t>saját</w:t>
+      </w:r>
+      <w:proofErr w:type="spellEnd"/>
+      <w:r>
+        <w:rPr>
+          <w:rFonts w:ascii="Arial" w:hAnsi="Arial" w:cs="Arial"/>
+          <w:color w:val="231F20"/>
+        </w:rPr>
+        <w:t xml:space="preserve"> </w:t>
+      </w:r>
+      <w:proofErr w:type="spellStart"/>
+      <w:r>
+        <w:rPr>
+          <w:rFonts w:ascii="Arial" w:hAnsi="Arial" w:cs="Arial"/>
+          <w:color w:val="231F20"/>
+        </w:rPr>
+        <w:t>vagy</w:t>
+      </w:r>
+      <w:proofErr w:type="spellEnd"/>
+      <w:r>
+        <w:rPr>
+          <w:rFonts w:ascii="Arial" w:hAnsi="Arial" w:cs="Arial"/>
+          <w:color w:val="231F20"/>
+        </w:rPr>
+        <w:t xml:space="preserve"> </w:t>
+      </w:r>
+      <w:proofErr w:type="spellStart"/>
+      <w:r>
+        <w:rPr>
+          <w:rFonts w:ascii="Arial" w:hAnsi="Arial" w:cs="Arial"/>
+          <w:color w:val="231F20"/>
+        </w:rPr>
+        <w:t>egyéb</w:t>
+      </w:r>
+      <w:proofErr w:type="spellEnd"/>
+      <w:r>
+        <w:rPr>
+          <w:rFonts w:ascii="Arial" w:hAnsi="Arial" w:cs="Arial"/>
+          <w:color w:val="231F20"/>
+        </w:rPr>
+        <w:t xml:space="preserve"> </w:t>
+      </w:r>
+      <w:proofErr w:type="spellStart"/>
+      <w:r>
+        <w:rPr>
+          <w:rFonts w:ascii="Arial" w:hAnsi="Arial" w:cs="Arial"/>
+          <w:color w:val="231F20"/>
+        </w:rPr>
+        <w:t>szerzők</w:t>
+      </w:r>
+      <w:proofErr w:type="spellEnd"/>
+      <w:r>
+        <w:rPr>
+          <w:rFonts w:ascii="Arial" w:hAnsi="Arial" w:cs="Arial"/>
+          <w:color w:val="231F20"/>
+        </w:rPr>
+        <w:t xml:space="preserve"> </w:t>
+      </w:r>
+      <w:proofErr w:type="spellStart"/>
+      <w:r>
+        <w:rPr>
+          <w:rFonts w:ascii="Arial" w:hAnsi="Arial" w:cs="Arial"/>
+          <w:color w:val="231F20"/>
+        </w:rPr>
+        <w:t>eredményeinek</w:t>
+      </w:r>
+      <w:proofErr w:type="spellEnd"/>
+      <w:r>
+        <w:rPr>
+          <w:rFonts w:ascii="Arial" w:hAnsi="Arial" w:cs="Arial"/>
+          <w:color w:val="231F20"/>
+        </w:rPr>
+        <w:t xml:space="preserve"> </w:t>
+      </w:r>
+      <w:proofErr w:type="spellStart"/>
+      <w:r>
+        <w:rPr>
+          <w:rFonts w:ascii="Arial" w:hAnsi="Arial" w:cs="Arial"/>
+          <w:color w:val="231F20"/>
+        </w:rPr>
+        <w:t>rövid</w:t>
+      </w:r>
+      <w:proofErr w:type="spellEnd"/>
+      <w:r>
+        <w:rPr>
+          <w:rFonts w:ascii="Arial" w:hAnsi="Arial" w:cs="Arial"/>
+          <w:color w:val="231F20"/>
+        </w:rPr>
+        <w:t xml:space="preserve"> </w:t>
+      </w:r>
+      <w:proofErr w:type="spellStart"/>
+      <w:r>
+        <w:rPr>
+          <w:rFonts w:ascii="Arial" w:hAnsi="Arial" w:cs="Arial"/>
+          <w:color w:val="231F20"/>
+        </w:rPr>
+        <w:t>összefoglalása</w:t>
+      </w:r>
+      <w:proofErr w:type="spellEnd"/>
+      <w:r>
+        <w:rPr>
+          <w:rFonts w:ascii="Arial" w:hAnsi="Arial" w:cs="Arial"/>
+          <w:color w:val="231F20"/>
+        </w:rPr>
+        <w:t xml:space="preserve"> </w:t>
+      </w:r>
+      <w:proofErr w:type="spellStart"/>
+      <w:r>
+        <w:rPr>
+          <w:rFonts w:ascii="Arial" w:hAnsi="Arial" w:cs="Arial"/>
+          <w:color w:val="231F20"/>
+        </w:rPr>
+        <w:t>hivatkozással</w:t>
+      </w:r>
+      <w:proofErr w:type="spellEnd"/>
+      <w:r>
+        <w:rPr>
+          <w:rFonts w:ascii="Arial" w:hAnsi="Arial" w:cs="Arial"/>
+          <w:color w:val="231F20"/>
+        </w:rPr>
+        <w:t xml:space="preserve">, </w:t>
+      </w:r>
+      <w:proofErr w:type="spellStart"/>
+      <w:r>
+        <w:rPr>
+          <w:rFonts w:ascii="Arial" w:hAnsi="Arial" w:cs="Arial"/>
+          <w:color w:val="231F20"/>
+        </w:rPr>
+        <w:t>az</w:t>
+      </w:r>
+      <w:proofErr w:type="spellEnd"/>
+      <w:r>
+        <w:rPr>
+          <w:rFonts w:ascii="Arial" w:hAnsi="Arial" w:cs="Arial"/>
+          <w:color w:val="231F20"/>
+        </w:rPr>
+        <w:t xml:space="preserve"> </w:t>
+      </w:r>
+      <w:proofErr w:type="spellStart"/>
+      <w:r>
+        <w:rPr>
+          <w:rFonts w:ascii="Arial" w:hAnsi="Arial" w:cs="Arial"/>
+          <w:color w:val="231F20"/>
+        </w:rPr>
+        <w:t>elért</w:t>
+      </w:r>
+      <w:proofErr w:type="spellEnd"/>
+      <w:r>
+        <w:rPr>
+          <w:rFonts w:ascii="Arial" w:hAnsi="Arial" w:cs="Arial"/>
+          <w:color w:val="231F20"/>
+        </w:rPr>
+        <w:t xml:space="preserve"> </w:t>
+      </w:r>
+      <w:proofErr w:type="spellStart"/>
+      <w:r>
+        <w:rPr>
+          <w:rFonts w:ascii="Arial" w:hAnsi="Arial" w:cs="Arial"/>
+          <w:color w:val="231F20"/>
+        </w:rPr>
+        <w:t>eredmények</w:t>
+      </w:r>
+      <w:proofErr w:type="spellEnd"/>
+      <w:r>
+        <w:rPr>
+          <w:rFonts w:ascii="Arial" w:hAnsi="Arial" w:cs="Arial"/>
+          <w:color w:val="231F20"/>
+        </w:rPr>
+        <w:t xml:space="preserve"> </w:t>
+      </w:r>
+      <w:proofErr w:type="spellStart"/>
+      <w:r>
+        <w:rPr>
+          <w:rFonts w:ascii="Arial" w:hAnsi="Arial" w:cs="Arial"/>
+          <w:color w:val="231F20"/>
+        </w:rPr>
+        <w:t>vázlatos</w:t>
+      </w:r>
+      <w:proofErr w:type="spellEnd"/>
+      <w:r>
+        <w:rPr>
+          <w:rFonts w:ascii="Arial" w:hAnsi="Arial" w:cs="Arial"/>
+          <w:color w:val="231F20"/>
+        </w:rPr>
+        <w:t xml:space="preserve"> </w:t>
+      </w:r>
+      <w:proofErr w:type="spellStart"/>
+      <w:r>
+        <w:rPr>
+          <w:rFonts w:ascii="Arial" w:hAnsi="Arial" w:cs="Arial"/>
+          <w:color w:val="231F20"/>
+        </w:rPr>
+        <w:t>ismertetése</w:t>
+      </w:r>
+      <w:proofErr w:type="spellEnd"/>
+      <w:r>
+        <w:rPr>
+          <w:rFonts w:ascii="Arial" w:hAnsi="Arial" w:cs="Arial"/>
+          <w:color w:val="231F20"/>
+        </w:rPr>
+        <w:t>.</w:t>
+      </w:r>
+    </w:p>
+    <w:p>
+      <w:pPr>
+        <w:pStyle w:val="Szvegtrzs"/>
+        <w:spacing w:line="276" w:lineRule="auto"/>
+        <w:ind w:left="1273" w:right="1270"/>
+        <w:jc w:val="both"/>
+        <w:rPr>
+          <w:rFonts w:ascii="Arial" w:hAnsi="Arial" w:cs="Arial"/>
+          <w:sz w:val="28"/>
+        </w:rPr>
+      </w:pPr>
+    </w:p>
+    <w:p>
+      <w:pPr>
+        <w:pStyle w:val="Szvegtrzs"/>
+        <w:spacing w:line="276" w:lineRule="auto"/>
+        <w:ind w:left="1273" w:right="1278"/>
+        <w:jc w:val="both"/>
+        <w:rPr>
+          <w:rFonts w:ascii="Arial" w:hAnsi="Arial" w:cs="Arial"/>
+        </w:rPr>
+      </w:pPr>
+      <w:proofErr w:type="spellStart"/>
+      <w:r>
+        <w:rPr>
+          <w:rFonts w:ascii="Arial" w:hAnsi="Arial" w:cs="Arial"/>
+          <w:b/>
+          <w:color w:val="231F20"/>
+        </w:rPr>
+        <w:t>Kulcsszavak</w:t>
+      </w:r>
+      <w:proofErr w:type="spellEnd"/>
+      <w:r>
+        <w:rPr>
+          <w:rFonts w:ascii="Arial" w:hAnsi="Arial" w:cs="Arial"/>
+          <w:b/>
+          <w:color w:val="231F20"/>
+        </w:rPr>
+        <w:t xml:space="preserve">: </w:t>
+      </w:r>
+      <w:r>
+        <w:rPr>
+          <w:rFonts w:ascii="Arial" w:hAnsi="Arial" w:cs="Arial"/>
+          <w:bCs/>
+          <w:color w:val="231F20"/>
+        </w:rPr>
+        <w:t>m</w:t>
+      </w:r>
+      <w:r>
+        <w:rPr>
+          <w:rFonts w:ascii="Arial" w:hAnsi="Arial" w:cs="Arial"/>
+          <w:bCs/>
+          <w:color w:val="231F20"/>
+        </w:rPr>
+        <w:t>in. 3</w:t>
+      </w:r>
+      <w:r>
+        <w:rPr>
+          <w:rFonts w:ascii="Arial" w:hAnsi="Arial" w:cs="Arial"/>
+          <w:bCs/>
+          <w:color w:val="231F20"/>
+        </w:rPr>
+        <w:t>,</w:t>
+      </w:r>
+      <w:r>
+        <w:rPr>
+          <w:rFonts w:ascii="Arial" w:hAnsi="Arial" w:cs="Arial"/>
+          <w:bCs/>
+          <w:color w:val="231F20"/>
+        </w:rPr>
+        <w:t xml:space="preserve"> max. 10 </w:t>
+      </w:r>
+      <w:proofErr w:type="spellStart"/>
+      <w:r>
+        <w:rPr>
+          <w:rFonts w:ascii="Arial" w:hAnsi="Arial" w:cs="Arial"/>
+          <w:bCs/>
+          <w:color w:val="231F20"/>
+        </w:rPr>
+        <w:t>kulcsszó</w:t>
+      </w:r>
+      <w:proofErr w:type="spellEnd"/>
+      <w:r>
+        <w:rPr>
+          <w:rFonts w:ascii="Arial" w:hAnsi="Arial" w:cs="Arial"/>
+          <w:bCs/>
+          <w:color w:val="231F20"/>
+        </w:rPr>
+        <w:t xml:space="preserve"> </w:t>
+      </w:r>
+      <w:proofErr w:type="spellStart"/>
+      <w:r>
+        <w:rPr>
+          <w:rFonts w:ascii="Arial" w:hAnsi="Arial" w:cs="Arial"/>
+          <w:bCs/>
+          <w:color w:val="231F20"/>
+        </w:rPr>
+        <w:t>megadása</w:t>
+      </w:r>
+      <w:proofErr w:type="spellEnd"/>
+    </w:p>
+    <w:p>
+      <w:pPr>
+        <w:pStyle w:val="Szvegtrzs"/>
+        <w:spacing w:before="2"/>
+        <w:rPr>
+          <w:rFonts w:ascii="Arial" w:hAnsi="Arial" w:cs="Arial"/>
+          <w:sz w:val="35"/>
+        </w:rPr>
+      </w:pPr>
+    </w:p>
+    <w:p>
+      <w:pPr>
+        <w:ind w:left="1273"/>
+        <w:rPr>
+          <w:rFonts w:ascii="Arial" w:hAnsi="Arial" w:cs="Arial"/>
+          <w:sz w:val="18"/>
+        </w:rPr>
+      </w:pPr>
+      <w:r>
+        <w:rPr>
+          <w:rFonts w:ascii="Arial" w:hAnsi="Arial" w:cs="Arial"/>
+          <w:color w:val="231F20"/>
+          <w:sz w:val="18"/>
+        </w:rPr>
+        <w:t>IRODALOMJEGYZÉK</w:t>
       </w:r>
     </w:p>
     <w:p>
@@ -927,6 +1569,210 @@
           <w:rFonts w:ascii="Arial" w:hAnsi="Arial" w:cs="Arial"/>
           <w:color w:val="231F20"/>
           <w:spacing w:val="-5"/>
+          <w:sz w:val="14"/>
+          <w:szCs w:val="14"/>
+        </w:rPr>
+      </w:pPr>
+    </w:p>
+    <w:p>
+      <w:pPr>
+        <w:pStyle w:val="Listaszerbekezds"/>
+        <w:tabs>
+          <w:tab w:val="left" w:pos="1933"/>
+          <w:tab w:val="left" w:pos="1934"/>
+        </w:tabs>
+        <w:spacing w:line="276" w:lineRule="auto"/>
+        <w:ind w:right="1692"/>
+        <w:rPr>
+          <w:rFonts w:ascii="Arial" w:hAnsi="Arial" w:cs="Arial"/>
+          <w:color w:val="231F20"/>
+          <w:spacing w:val="-5"/>
+          <w:sz w:val="18"/>
+        </w:rPr>
+      </w:pPr>
+      <w:r>
+        <w:rPr>
+          <w:rFonts w:ascii="Arial" w:hAnsi="Arial" w:cs="Arial"/>
+          <w:color w:val="231F20"/>
+          <w:spacing w:val="-5"/>
+          <w:sz w:val="18"/>
+        </w:rPr>
+        <w:sym w:font="Symbol" w:char="F05B"/>
+      </w:r>
+      <w:r>
+        <w:rPr>
+          <w:rFonts w:ascii="Arial" w:hAnsi="Arial" w:cs="Arial"/>
+          <w:color w:val="231F20"/>
+          <w:spacing w:val="-5"/>
+          <w:sz w:val="18"/>
+        </w:rPr>
+        <w:t>1</w:t>
+      </w:r>
+      <w:r>
+        <w:rPr>
+          <w:rFonts w:ascii="Arial" w:hAnsi="Arial" w:cs="Arial"/>
+          <w:color w:val="231F20"/>
+          <w:spacing w:val="-5"/>
+          <w:sz w:val="18"/>
+        </w:rPr>
+        <w:sym w:font="Symbol" w:char="F05D"/>
+      </w:r>
+      <w:r>
+        <w:rPr>
+          <w:rFonts w:ascii="Arial" w:hAnsi="Arial" w:cs="Arial"/>
+          <w:color w:val="231F20"/>
+          <w:spacing w:val="-5"/>
+          <w:sz w:val="18"/>
+        </w:rPr>
+        <w:tab/>
+      </w:r>
+      <w:r>
+        <w:rPr>
+          <w:rFonts w:ascii="Arial" w:hAnsi="Arial" w:cs="Arial"/>
+          <w:color w:val="231F20"/>
+          <w:spacing w:val="-5"/>
+          <w:sz w:val="18"/>
+        </w:rPr>
+        <w:t>Szakirodalmi hivatkozás 1</w:t>
+      </w:r>
+    </w:p>
+    <w:p>
+      <w:pPr>
+        <w:pStyle w:val="Listaszerbekezds"/>
+        <w:tabs>
+          <w:tab w:val="left" w:pos="1933"/>
+          <w:tab w:val="left" w:pos="1934"/>
+        </w:tabs>
+        <w:spacing w:line="276" w:lineRule="auto"/>
+        <w:ind w:right="1692"/>
+        <w:rPr>
+          <w:rFonts w:ascii="Arial" w:hAnsi="Arial" w:cs="Arial"/>
+          <w:color w:val="231F20"/>
+          <w:spacing w:val="-5"/>
+          <w:sz w:val="18"/>
+        </w:rPr>
+      </w:pPr>
+      <w:r>
+        <w:rPr>
+          <w:rFonts w:ascii="Arial" w:hAnsi="Arial" w:cs="Arial"/>
+          <w:color w:val="231F20"/>
+          <w:spacing w:val="-5"/>
+          <w:sz w:val="18"/>
+        </w:rPr>
+        <w:sym w:font="Symbol" w:char="F05B"/>
+      </w:r>
+      <w:r>
+        <w:rPr>
+          <w:rFonts w:ascii="Arial" w:hAnsi="Arial" w:cs="Arial"/>
+          <w:color w:val="231F20"/>
+          <w:spacing w:val="-5"/>
+          <w:sz w:val="18"/>
+        </w:rPr>
+        <w:t>2</w:t>
+      </w:r>
+      <w:r>
+        <w:rPr>
+          <w:rFonts w:ascii="Arial" w:hAnsi="Arial" w:cs="Arial"/>
+          <w:color w:val="231F20"/>
+          <w:spacing w:val="-5"/>
+          <w:sz w:val="18"/>
+        </w:rPr>
+        <w:sym w:font="Symbol" w:char="F05D"/>
+      </w:r>
+      <w:r>
+        <w:rPr>
+          <w:rFonts w:ascii="Arial" w:hAnsi="Arial" w:cs="Arial"/>
+          <w:color w:val="231F20"/>
+          <w:spacing w:val="-5"/>
+          <w:sz w:val="18"/>
+        </w:rPr>
+        <w:tab/>
+      </w:r>
+      <w:r>
+        <w:rPr>
+          <w:rFonts w:ascii="Arial" w:hAnsi="Arial" w:cs="Arial"/>
+          <w:color w:val="231F20"/>
+          <w:spacing w:val="-5"/>
+          <w:sz w:val="18"/>
+        </w:rPr>
+        <w:t>Szakirodalmi hivatkozás 2</w:t>
+      </w:r>
+    </w:p>
+    <w:p>
+      <w:pPr>
+        <w:pStyle w:val="Listaszerbekezds"/>
+        <w:tabs>
+          <w:tab w:val="left" w:pos="1933"/>
+          <w:tab w:val="left" w:pos="1934"/>
+        </w:tabs>
+        <w:spacing w:line="276" w:lineRule="auto"/>
+        <w:ind w:right="1692"/>
+        <w:rPr>
+          <w:rFonts w:ascii="Arial" w:hAnsi="Arial" w:cs="Arial"/>
+          <w:color w:val="231F20"/>
+          <w:spacing w:val="-5"/>
+          <w:sz w:val="18"/>
+        </w:rPr>
+      </w:pPr>
+      <w:r>
+        <w:rPr>
+          <w:rFonts w:ascii="Arial" w:hAnsi="Arial" w:cs="Arial"/>
+          <w:color w:val="231F20"/>
+          <w:spacing w:val="-5"/>
+          <w:sz w:val="18"/>
+        </w:rPr>
+        <w:sym w:font="Symbol" w:char="F05B"/>
+      </w:r>
+      <w:r>
+        <w:rPr>
+          <w:rFonts w:ascii="Arial" w:hAnsi="Arial" w:cs="Arial"/>
+          <w:color w:val="231F20"/>
+          <w:spacing w:val="-5"/>
+          <w:sz w:val="18"/>
+        </w:rPr>
+        <w:t>3</w:t>
+      </w:r>
+      <w:r>
+        <w:rPr>
+          <w:rFonts w:ascii="Arial" w:hAnsi="Arial" w:cs="Arial"/>
+          <w:color w:val="231F20"/>
+          <w:spacing w:val="-5"/>
+          <w:sz w:val="18"/>
+        </w:rPr>
+        <w:sym w:font="Symbol" w:char="F05D"/>
+      </w:r>
+      <w:r>
+        <w:rPr>
+          <w:rFonts w:ascii="Arial" w:hAnsi="Arial" w:cs="Arial"/>
+          <w:color w:val="231F20"/>
+          <w:spacing w:val="-5"/>
+          <w:sz w:val="18"/>
+        </w:rPr>
+        <w:tab/>
+      </w:r>
+      <w:r>
+        <w:rPr>
+          <w:rFonts w:ascii="Arial" w:hAnsi="Arial" w:cs="Arial"/>
+          <w:color w:val="231F20"/>
+          <w:spacing w:val="-5"/>
+          <w:sz w:val="18"/>
+        </w:rPr>
+        <w:t>Szakirodalmi hivatkozás 3</w:t>
+      </w:r>
+    </w:p>
+    <w:p>
+      <w:pPr>
+        <w:pStyle w:val="Listaszerbekezds"/>
+        <w:tabs>
+          <w:tab w:val="left" w:pos="1933"/>
+          <w:tab w:val="left" w:pos="1934"/>
+        </w:tabs>
+        <w:spacing w:line="276" w:lineRule="auto"/>
+        <w:ind w:right="1692"/>
+        <w:rPr>
+          <w:rFonts w:ascii="Arial" w:hAnsi="Arial" w:cs="Arial"/>
+          <w:color w:val="231F20"/>
+          <w:spacing w:val="-5"/>
           <w:sz w:val="18"/>
         </w:rPr>
       </w:pPr>
@@ -1012,7 +1858,7 @@
         </w:rPr>
         <w:t xml:space="preserve"> 5 szakirodalmi hivatkozás megadása </w:t>
       </w:r>
-      <w:hyperlink r:id="rId4" w:history="1">
+      <w:hyperlink r:id="rId5" w:history="1">
         <w:r>
           <w:rPr>
             <w:rStyle w:val="Hiperhivatkozs"/>
@@ -1671,6 +2517,7 @@
   <w:style w:type="character" w:default="1" w:styleId="Bekezdsalapbettpusa">
     <w:name w:val="Default Paragraph Font"/>
     <w:uiPriority w:val="1"/>
+    <w:semiHidden/>
     <w:unhideWhenUsed/>
   </w:style>
   <w:style w:type="table" w:default="1" w:styleId="Normltblzat">
